--- a/docs/ado-qtest-focused-customizations.docx
+++ b/docs/ado-qtest-focused-customizations.docx
@@ -10,8 +10,8 @@
   <dc:title>ADO to qTest Focused Customizations</dc:title>
   <dc:creator>OpenAI Codex</dc:creator>
   <cp:lastModifiedBy>OpenAI Codex</cp:lastModifiedBy>
-  <dcterms:created xsi:type="dcterms:W3CDTF">2026-04-22T17:43:09.009Z</dcterms:created>
-  <dcterms:modified xsi:type="dcterms:W3CDTF">2026-04-22T17:43:09.009Z</dcterms:modified>
+  <dcterms:created xsi:type="dcterms:W3CDTF">2026-04-24T13:33:13.952Z</dcterms:created>
+  <dcterms:modified xsi:type="dcterms:W3CDTF">2026-04-24T13:33:13.952Z</dcterms:modified>
 </cp:coreProperties>
 </file>
 
@@ -167,6 +167,14 @@
         <w:pStyle w:val="ListParagraph"/>
       </w:pPr>
       <w:r>
+        <w:t xml:space="preserve">• Defect field synchronization is asynchronous across qTest, Pulse, and Azure DevOps, so short delays are expected after create and update activity.</w:t>
+      </w:r>
+    </w:p>
+    <w:p>
+      <w:pPr>
+        <w:pStyle w:val="ListParagraph"/>
+      </w:pPr>
+      <w:r>
         <w:t xml:space="preserve">• The configured default ADO area path comes from </w:t>
       </w:r>
       <w:r>
@@ -1657,6 +1665,54 @@
       </w:r>
     </w:p>
     <w:p>
+      <w:r>
+        <w:rPr>
+          <w:b/>
+        </w:rPr>
+        <w:t xml:space="preserve">Current Timing Limitation</w:t>
+      </w:r>
+    </w:p>
+    <w:p>
+      <w:pPr>
+        <w:pStyle w:val="ListParagraph"/>
+      </w:pPr>
+      <w:r>
+        <w:t xml:space="preserve">• The current inbound defect field-sync path still writes the mapped ADO state back to qTest on each qualifying defect update event.</w:t>
+      </w:r>
+    </w:p>
+    <w:p>
+      <w:pPr>
+        <w:pStyle w:val="ListParagraph"/>
+      </w:pPr>
+      <w:r>
+        <w:t xml:space="preserve">• It does not yet use the same desired-state no-op evaluation pattern that the standard requirement sync uses.</w:t>
+      </w:r>
+    </w:p>
+    <w:p>
+      <w:pPr>
+        <w:pStyle w:val="ListParagraph"/>
+      </w:pPr>
+      <w:r>
+        <w:t xml:space="preserve">• It also does not yet suppress inbound defect field sync when the ADO revision was authored by the integration sync user.</w:t>
+      </w:r>
+    </w:p>
+    <w:p>
+      <w:pPr>
+        <w:pStyle w:val="ListParagraph"/>
+      </w:pPr>
+      <w:r>
+        <w:t xml:space="preserve">• Because of that, rapid successive qTest defect edits can still produce stale ADO-backed callbacks that overwrite a newer qTest field value.</w:t>
+      </w:r>
+    </w:p>
+    <w:p>
+      <w:pPr>
+        <w:pStyle w:val="ListParagraph"/>
+      </w:pPr>
+      <w:r>
+        <w:t xml:space="preserve">• Current customer guidance is to let one defect save and sync settle before making another broad round of defect field edits.</w:t>
+      </w:r>
+    </w:p>
+    <w:p>
       <w:pPr>
         <w:pStyle w:val="Heading2"/>
       </w:pPr>
@@ -2303,6 +2359,30 @@
       </w:r>
       <w:r>
         <w:t xml:space="preserve"> is configured, the rule writes a timestamp back to qTest after outbound comment sync to force downstream change detection.</w:t>
+      </w:r>
+    </w:p>
+    <w:p>
+      <w:r>
+        <w:rPr>
+          <w:b/>
+        </w:rPr>
+        <w:t xml:space="preserve">Operational Notes</w:t>
+      </w:r>
+    </w:p>
+    <w:p>
+      <w:pPr>
+        <w:pStyle w:val="ListParagraph"/>
+      </w:pPr>
+      <w:r>
+        <w:t xml:space="preserve">• The outbound defect path already skips qTest updates from the configured sync user and suppresses no-op ADO field patches.</w:t>
+      </w:r>
+    </w:p>
+    <w:p>
+      <w:pPr>
+        <w:pStyle w:val="ListParagraph"/>
+      </w:pPr>
+      <w:r>
+        <w:t xml:space="preserve">• Those outbound protections reduce echo churn, but they do not fully eliminate stale inbound ADO callbacks until the inbound defect path is hardened as well.</w:t>
       </w:r>
     </w:p>
     <w:p>
